--- a/flow/20230927_hours/drafts/2024-03-u/24.03.docx
+++ b/flow/20230927_hours/drafts/2024-03-u/24.03.docx
@@ -1488,6 +1488,38 @@
       </w:r>
     </w:p>
     <w:p>
+      <w:r>
+        <w:rPr>
+          <w:rFonts w:ascii="Times New Roman" w:hAnsi="Times New Roman"/>
+          <w:i/>
+          <w:color w:val="FF0000"/>
+          <w:sz w:val="24"/>
+        </w:rPr>
+        <w:t>Тропар (г. 1):</w:t>
+      </w:r>
+      <w:r>
+        <w:rPr>
+          <w:rFonts w:ascii="Times New Roman" w:hAnsi="Times New Roman"/>
+          <w:sz w:val="24"/>
+        </w:rPr>
+        <w:t xml:space="preserve"> Хоч камінь запечатали юдеї * і воїни стерегли пречисте тіло Твоє, * воскрес Ти, тридневний Спасе, * даруючи світові життя. * Ради цього сили небесні взивали до Те</w:t>
+      </w:r>
+      <w:r>
+        <w:rPr>
+          <w:rFonts w:ascii="Times New Roman" w:hAnsi="Times New Roman"/>
+          <w:sz w:val="24"/>
+        </w:rPr>
+        <w:t>бе, Життєдавче: * Слава воскресі</w:t>
+      </w:r>
+      <w:r>
+        <w:rPr>
+          <w:rFonts w:ascii="Times New Roman" w:hAnsi="Times New Roman"/>
+          <w:sz w:val="24"/>
+        </w:rPr>
+        <w:t>нню Твоєму, Христе, * слава царству Твоєму, * слава промислові Твоєму, * єдиний Чоловіколюбець.</w:t>
+      </w:r>
+    </w:p>
+    <w:p>
       <w:pPr>
         <w:spacing w:line="240" w:lineRule="auto"/>
         <w:rPr>
@@ -1504,24 +1536,40 @@
       </w:r>
     </w:p>
     <w:p>
-      <w:pPr>
-        <w:spacing w:line="240" w:lineRule="auto"/>
-        <w:rPr>
-          <w:rFonts w:ascii="Times New Roman" w:hAnsi="Times New Roman"/>
-          <w:i/>
-          <w:color w:val="FF0000"/>
-          <w:sz w:val="24"/>
-        </w:rPr>
-      </w:pPr>
-      <w:r>
-        <w:rPr>
-          <w:rFonts w:ascii="Times New Roman" w:hAnsi="Times New Roman"/>
-          <w:i/>
-          <w:color w:val="FF0000"/>
+      <w:r>
+        <w:rPr>
+          <w:rFonts w:ascii="Times New Roman" w:hAnsi="Times New Roman"/>
+          <w:i/>
+          <w:color w:val="FF4400"/>
           <w:sz w:val="24"/>
         </w:rPr>
         <w:t>Тропар</w:t>
       </w:r>
+      <w:r>
+        <w:rPr>
+          <w:rFonts w:ascii="Times New Roman" w:hAnsi="Times New Roman"/>
+          <w:i/>
+          <w:color w:val="FF4400"/>
+          <w:sz w:val="24"/>
+        </w:rPr>
+        <w:t xml:space="preserve"> (г. 2):</w:t>
+      </w:r>
+      <w:r>
+        <w:rPr>
+          <w:rFonts w:ascii="Times New Roman" w:hAnsi="Times New Roman"/>
+          <w:color w:val="000000"/>
+          <w:sz w:val="24"/>
+        </w:rPr>
+        <w:t xml:space="preserve"> </w:t>
+      </w:r>
+      <w:r>
+        <w:rPr>
+          <w:rFonts w:ascii="Times New Roman" w:hAnsi="Times New Roman"/>
+          <w:color w:val="333333"/>
+          <w:sz w:val="24"/>
+        </w:rPr>
+        <w:t>Пречистому образові Твоєму поклоняємося, благий,* просячи прощення прогрішень наших, Христе Боже,* бо волею благоволив єси плоттю зійти на хрест,* щоб ізбавити тих, що їх створив єси, від неволі ворожої.* Тому благодарственно кличемо Тобі:* Ти радістю сповнив усе, Спасе наш, прийшовши спасти світ.</w:t>
+      </w:r>
     </w:p>
     <w:p>
       <w:pPr>
@@ -1964,22 +2012,61 @@
       </w:r>
     </w:p>
     <w:p>
-      <w:pPr>
-        <w:spacing w:line="240" w:lineRule="auto"/>
-        <w:rPr>
-          <w:rFonts w:ascii="Times New Roman" w:hAnsi="Times New Roman"/>
-          <w:i/>
-          <w:sz w:val="24"/>
-        </w:rPr>
-      </w:pPr>
-      <w:r>
-        <w:rPr>
-          <w:rFonts w:ascii="Times New Roman" w:hAnsi="Times New Roman"/>
-          <w:i/>
-          <w:color w:val="FF0000"/>
-          <w:sz w:val="24"/>
-        </w:rPr>
-        <w:t xml:space="preserve">Кондак </w:t>
+      <w:r>
+        <w:rPr>
+          <w:rFonts w:ascii="Times New Roman" w:hAnsi="Times New Roman"/>
+          <w:i/>
+          <w:color w:val="FF4400"/>
+          <w:sz w:val="24"/>
+        </w:rPr>
+        <w:t>Кондак (г. 8):</w:t>
+      </w:r>
+      <w:r>
+        <w:rPr>
+          <w:rFonts w:ascii="Times New Roman" w:hAnsi="Times New Roman"/>
+          <w:color w:val="000000"/>
+        </w:rPr>
+        <w:t xml:space="preserve"> </w:t>
+      </w:r>
+      <w:r>
+        <w:rPr>
+          <w:rFonts w:ascii="Times New Roman" w:hAnsi="Times New Roman"/>
+          <w:color w:val="333333"/>
+          <w:sz w:val="24"/>
+        </w:rPr>
+        <w:t xml:space="preserve">Неописанне Слово Отче* із Тебе, Богородице, </w:t>
+      </w:r>
+      <w:r>
+        <w:rPr>
+          <w:rFonts w:ascii="Times New Roman" w:hAnsi="Times New Roman"/>
+          <w:color w:val="333333"/>
+          <w:sz w:val="24"/>
+        </w:rPr>
+        <w:t>воплоченням</w:t>
+      </w:r>
+      <w:r>
+        <w:rPr>
+          <w:rFonts w:ascii="Times New Roman" w:hAnsi="Times New Roman"/>
+          <w:color w:val="333333"/>
+          <w:sz w:val="24"/>
+        </w:rPr>
+        <w:t xml:space="preserve"> описалося* і, осквернений образ у давнє зобразивши,* з божественною добротою з’єднало,* та, </w:t>
+      </w:r>
+      <w:r>
+        <w:rPr>
+          <w:rFonts w:ascii="Times New Roman" w:hAnsi="Times New Roman"/>
+          <w:color w:val="333333"/>
+          <w:sz w:val="24"/>
+        </w:rPr>
+        <w:t>ісповідуючи</w:t>
+      </w:r>
+      <w:r>
+        <w:rPr>
+          <w:rFonts w:ascii="Times New Roman" w:hAnsi="Times New Roman"/>
+          <w:color w:val="333333"/>
+          <w:sz w:val="24"/>
+        </w:rPr>
+        <w:t xml:space="preserve"> спасіння, ділом і словом ми це являємо.</w:t>
       </w:r>
     </w:p>
     <w:p>
@@ -4424,6 +4511,38 @@
       </w:r>
     </w:p>
     <w:p>
+      <w:r>
+        <w:rPr>
+          <w:rFonts w:ascii="Times New Roman" w:hAnsi="Times New Roman"/>
+          <w:i/>
+          <w:color w:val="FF0000"/>
+          <w:sz w:val="24"/>
+        </w:rPr>
+        <w:t>Тропар (г. 1):</w:t>
+      </w:r>
+      <w:r>
+        <w:rPr>
+          <w:rFonts w:ascii="Times New Roman" w:hAnsi="Times New Roman"/>
+          <w:sz w:val="24"/>
+        </w:rPr>
+        <w:t xml:space="preserve"> Хоч камінь запечатали юдеї * і воїни стерегли пречисте тіло Твоє, * воскрес Ти, тридневний Спасе, * даруючи світові життя. * Ради цього сили небесні взивали до Те</w:t>
+      </w:r>
+      <w:r>
+        <w:rPr>
+          <w:rFonts w:ascii="Times New Roman" w:hAnsi="Times New Roman"/>
+          <w:sz w:val="24"/>
+        </w:rPr>
+        <w:t>бе, Життєдавче: * Слава воскресі</w:t>
+      </w:r>
+      <w:r>
+        <w:rPr>
+          <w:rFonts w:ascii="Times New Roman" w:hAnsi="Times New Roman"/>
+          <w:sz w:val="24"/>
+        </w:rPr>
+        <w:t>нню Твоєму, Христе, * слава царству Твоєму, * слава промислові Твоєму, * єдиний Чоловіколюбець.</w:t>
+      </w:r>
+    </w:p>
+    <w:p>
       <w:pPr>
         <w:spacing w:line="240" w:lineRule="auto"/>
         <w:rPr>
@@ -4440,23 +4559,32 @@
       </w:r>
     </w:p>
     <w:p>
-      <w:pPr>
-        <w:spacing w:line="240" w:lineRule="auto"/>
-        <w:rPr>
-          <w:rFonts w:ascii="Times New Roman" w:hAnsi="Times New Roman"/>
-          <w:i/>
-          <w:color w:val="FF0000"/>
-          <w:sz w:val="24"/>
-        </w:rPr>
-      </w:pPr>
-      <w:r>
-        <w:rPr>
-          <w:rFonts w:ascii="Times New Roman" w:hAnsi="Times New Roman"/>
-          <w:i/>
-          <w:color w:val="FF0000"/>
-          <w:sz w:val="24"/>
-        </w:rPr>
-        <w:t xml:space="preserve">Тропар </w:t>
+      <w:r>
+        <w:rPr>
+          <w:rFonts w:ascii="Times New Roman" w:hAnsi="Times New Roman"/>
+          <w:i/>
+          <w:color w:val="FF0000"/>
+          <w:sz w:val="24"/>
+          <w:highlight w:val="white"/>
+        </w:rPr>
+        <w:t>Тропар (г. 4):</w:t>
+      </w:r>
+      <w:r>
+        <w:rPr>
+          <w:rFonts w:ascii="Times New Roman" w:hAnsi="Times New Roman"/>
+          <w:color w:val="FF0000"/>
+          <w:sz w:val="24"/>
+          <w:highlight w:val="white"/>
+        </w:rPr>
+        <w:t xml:space="preserve"> </w:t>
+      </w:r>
+      <w:r>
+        <w:rPr>
+          <w:rFonts w:ascii="Times New Roman" w:hAnsi="Times New Roman"/>
+          <w:sz w:val="24"/>
+          <w:highlight w:val="white"/>
+        </w:rPr>
+        <w:t>Днесь всесвітньої радости початки* передпразденственне оспівати веліють.* Ось бо Гавриїл приходить, несучи Діві благовість,* і до Неї кличе:* Радуйся, Благодатна, Господь з Тобою.</w:t>
       </w:r>
     </w:p>
     <w:p>
@@ -4859,23 +4987,40 @@
       </w:r>
     </w:p>
     <w:p>
-      <w:pPr>
-        <w:spacing w:line="240" w:lineRule="auto"/>
-        <w:rPr>
-          <w:rFonts w:ascii="Times New Roman" w:hAnsi="Times New Roman"/>
-          <w:i/>
-          <w:color w:val="FF0000"/>
-          <w:sz w:val="24"/>
-        </w:rPr>
-      </w:pPr>
-      <w:r>
-        <w:rPr>
-          <w:rFonts w:ascii="Times New Roman" w:hAnsi="Times New Roman"/>
-          <w:i/>
-          <w:color w:val="FF0000"/>
-          <w:sz w:val="24"/>
-        </w:rPr>
-        <w:t xml:space="preserve">Кондак </w:t>
+      <w:r>
+        <w:rPr>
+          <w:rFonts w:ascii="Times New Roman" w:hAnsi="Times New Roman"/>
+          <w:i/>
+          <w:color w:val="FF0000"/>
+          <w:sz w:val="24"/>
+          <w:highlight w:val="white"/>
+        </w:rPr>
+        <w:t>Кондак (г. 8):</w:t>
+      </w:r>
+      <w:r>
+        <w:rPr>
+          <w:rFonts w:ascii="Times New Roman" w:hAnsi="Times New Roman"/>
+          <w:color w:val="FF0000"/>
+          <w:sz w:val="24"/>
+          <w:highlight w:val="white"/>
+        </w:rPr>
+        <w:t xml:space="preserve"> </w:t>
+      </w:r>
+      <w:r>
+        <w:rPr>
+          <w:rFonts w:ascii="Times New Roman" w:hAnsi="Times New Roman"/>
+          <w:sz w:val="24"/>
+          <w:highlight w:val="white"/>
+        </w:rPr>
+        <w:t>Для всіх зем</w:t>
+      </w:r>
+      <w:r>
+        <w:rPr>
+          <w:rFonts w:ascii="Times New Roman" w:hAnsi="Times New Roman"/>
+          <w:sz w:val="24"/>
+          <w:highlight w:val="white"/>
+        </w:rPr>
+        <w:t>них Ти єси начало спасіння нашого,* Богородице Діво,* Божий бо служитель з неба посланий явитись перед Тобою* – великий чиноначальник Гавриїл,* радість обрадованну Тобі приніс.* Тому-то всі кличемо Тобі:* Радуйся, Невісто неневісная.</w:t>
       </w:r>
     </w:p>
     <w:p>
@@ -7038,6 +7183,38 @@
       </w:r>
     </w:p>
     <w:p>
+      <w:r>
+        <w:rPr>
+          <w:rFonts w:ascii="Times New Roman" w:hAnsi="Times New Roman"/>
+          <w:i/>
+          <w:color w:val="FF0000"/>
+          <w:sz w:val="24"/>
+        </w:rPr>
+        <w:t>Тропар (г. 1):</w:t>
+      </w:r>
+      <w:r>
+        <w:rPr>
+          <w:rFonts w:ascii="Times New Roman" w:hAnsi="Times New Roman"/>
+          <w:sz w:val="24"/>
+        </w:rPr>
+        <w:t xml:space="preserve"> Хоч камінь запечатали юдеї * і воїни стерегли пречисте тіло Твоє, * воскрес Ти, тридневний Спасе, * даруючи світові життя. * Ради цього сили небесні взивали до Те</w:t>
+      </w:r>
+      <w:r>
+        <w:rPr>
+          <w:rFonts w:ascii="Times New Roman" w:hAnsi="Times New Roman"/>
+          <w:sz w:val="24"/>
+        </w:rPr>
+        <w:t>бе, Життєдавче: * Слава воскресі</w:t>
+      </w:r>
+      <w:r>
+        <w:rPr>
+          <w:rFonts w:ascii="Times New Roman" w:hAnsi="Times New Roman"/>
+          <w:sz w:val="24"/>
+        </w:rPr>
+        <w:t>нню Твоєму, Христе, * слава царству Твоєму, * слава промислові Твоєму, * єдиний Чоловіколюбець.</w:t>
+      </w:r>
+    </w:p>
+    <w:p>
       <w:pPr>
         <w:spacing w:line="240" w:lineRule="auto"/>
         <w:rPr>
@@ -7054,23 +7231,39 @@
       </w:r>
     </w:p>
     <w:p>
-      <w:pPr>
-        <w:spacing w:line="240" w:lineRule="auto"/>
-        <w:rPr>
-          <w:rFonts w:ascii="Times New Roman" w:hAnsi="Times New Roman"/>
-          <w:i/>
-          <w:color w:val="FF0000"/>
-          <w:sz w:val="24"/>
-        </w:rPr>
-      </w:pPr>
-      <w:r>
-        <w:rPr>
-          <w:rFonts w:ascii="Times New Roman" w:hAnsi="Times New Roman"/>
-          <w:i/>
-          <w:color w:val="FF0000"/>
-          <w:sz w:val="24"/>
-        </w:rPr>
-        <w:t xml:space="preserve">Тропар </w:t>
+      <w:r>
+        <w:rPr>
+          <w:rFonts w:ascii="Times New Roman" w:hAnsi="Times New Roman"/>
+          <w:i/>
+          <w:color w:val="FF4400"/>
+          <w:sz w:val="24"/>
+        </w:rPr>
+        <w:t>Тропар</w:t>
+      </w:r>
+      <w:r>
+        <w:rPr>
+          <w:rFonts w:ascii="Times New Roman" w:hAnsi="Times New Roman"/>
+          <w:i/>
+          <w:color w:val="FF4400"/>
+          <w:sz w:val="24"/>
+        </w:rPr>
+        <w:t xml:space="preserve"> (г. 2):</w:t>
+      </w:r>
+      <w:r>
+        <w:rPr>
+          <w:rFonts w:ascii="Times New Roman" w:hAnsi="Times New Roman"/>
+          <w:color w:val="000000"/>
+          <w:sz w:val="24"/>
+        </w:rPr>
+        <w:t xml:space="preserve"> </w:t>
+      </w:r>
+      <w:r>
+        <w:rPr>
+          <w:rFonts w:ascii="Times New Roman" w:hAnsi="Times New Roman"/>
+          <w:color w:val="333333"/>
+          <w:sz w:val="24"/>
+        </w:rPr>
+        <w:t>Пречистому образові Твоєму поклоняємося, благий,* просячи прощення прогрішень наших, Христе Боже,* бо волею благоволив єси плоттю зійти на хрест,* щоб ізбавити тих, що їх створив єси, від неволі ворожої.* Тому благодарственно кличемо Тобі:* Ти радістю сповнив усе, Спасе наш, прийшовши спасти світ.</w:t>
       </w:r>
     </w:p>
     <w:p>
@@ -7558,23 +7751,61 @@
       </w:r>
     </w:p>
     <w:p>
-      <w:pPr>
-        <w:spacing w:line="240" w:lineRule="auto"/>
-        <w:rPr>
-          <w:rFonts w:ascii="Times New Roman" w:hAnsi="Times New Roman"/>
-          <w:i/>
-          <w:color w:val="FF0000"/>
-          <w:sz w:val="24"/>
-        </w:rPr>
-      </w:pPr>
-      <w:r>
-        <w:rPr>
-          <w:rFonts w:ascii="Times New Roman" w:hAnsi="Times New Roman"/>
-          <w:i/>
-          <w:color w:val="FF0000"/>
-          <w:sz w:val="24"/>
-        </w:rPr>
-        <w:t xml:space="preserve">Кондак </w:t>
+      <w:r>
+        <w:rPr>
+          <w:rFonts w:ascii="Times New Roman" w:hAnsi="Times New Roman"/>
+          <w:i/>
+          <w:color w:val="FF4400"/>
+          <w:sz w:val="24"/>
+        </w:rPr>
+        <w:t>Кондак (г. 8):</w:t>
+      </w:r>
+      <w:r>
+        <w:rPr>
+          <w:rFonts w:ascii="Times New Roman" w:hAnsi="Times New Roman"/>
+          <w:color w:val="000000"/>
+        </w:rPr>
+        <w:t xml:space="preserve"> </w:t>
+      </w:r>
+      <w:r>
+        <w:rPr>
+          <w:rFonts w:ascii="Times New Roman" w:hAnsi="Times New Roman"/>
+          <w:color w:val="333333"/>
+          <w:sz w:val="24"/>
+        </w:rPr>
+        <w:t xml:space="preserve">Неописанне Слово Отче* із Тебе, Богородице, </w:t>
+      </w:r>
+      <w:r>
+        <w:rPr>
+          <w:rFonts w:ascii="Times New Roman" w:hAnsi="Times New Roman"/>
+          <w:color w:val="333333"/>
+          <w:sz w:val="24"/>
+        </w:rPr>
+        <w:t>воплоченням</w:t>
+      </w:r>
+      <w:r>
+        <w:rPr>
+          <w:rFonts w:ascii="Times New Roman" w:hAnsi="Times New Roman"/>
+          <w:color w:val="333333"/>
+          <w:sz w:val="24"/>
+        </w:rPr>
+        <w:t xml:space="preserve"> описалося* і, осквернений образ у давнє зобразивши,* з божественною добротою з’єднало,* та, </w:t>
+      </w:r>
+      <w:r>
+        <w:rPr>
+          <w:rFonts w:ascii="Times New Roman" w:hAnsi="Times New Roman"/>
+          <w:color w:val="333333"/>
+          <w:sz w:val="24"/>
+        </w:rPr>
+        <w:t>ісповідуючи</w:t>
+      </w:r>
+      <w:r>
+        <w:rPr>
+          <w:rFonts w:ascii="Times New Roman" w:hAnsi="Times New Roman"/>
+          <w:color w:val="333333"/>
+          <w:sz w:val="24"/>
+        </w:rPr>
+        <w:t xml:space="preserve"> спасіння, ділом і словом ми це являємо.</w:t>
       </w:r>
     </w:p>
     <w:p>
@@ -9524,6 +9755,38 @@
       </w:r>
     </w:p>
     <w:p>
+      <w:r>
+        <w:rPr>
+          <w:rFonts w:ascii="Times New Roman" w:hAnsi="Times New Roman"/>
+          <w:i/>
+          <w:color w:val="FF0000"/>
+          <w:sz w:val="24"/>
+        </w:rPr>
+        <w:t>Тропар (г. 1):</w:t>
+      </w:r>
+      <w:r>
+        <w:rPr>
+          <w:rFonts w:ascii="Times New Roman" w:hAnsi="Times New Roman"/>
+          <w:sz w:val="24"/>
+        </w:rPr>
+        <w:t xml:space="preserve"> Хоч камінь запечатали юдеї * і воїни стерегли пречисте тіло Твоє, * воскрес Ти, тридневний Спасе, * даруючи світові життя. * Ради цього сили небесні взивали до Те</w:t>
+      </w:r>
+      <w:r>
+        <w:rPr>
+          <w:rFonts w:ascii="Times New Roman" w:hAnsi="Times New Roman"/>
+          <w:sz w:val="24"/>
+        </w:rPr>
+        <w:t>бе, Життєдавче: * Слава воскресі</w:t>
+      </w:r>
+      <w:r>
+        <w:rPr>
+          <w:rFonts w:ascii="Times New Roman" w:hAnsi="Times New Roman"/>
+          <w:sz w:val="24"/>
+        </w:rPr>
+        <w:t>нню Твоєму, Христе, * слава царству Твоєму, * слава промислові Твоєму, * єдиний Чоловіколюбець.</w:t>
+      </w:r>
+    </w:p>
+    <w:p>
       <w:pPr>
         <w:spacing w:line="240" w:lineRule="auto"/>
         <w:rPr>
@@ -9540,23 +9803,32 @@
       </w:r>
     </w:p>
     <w:p>
-      <w:pPr>
-        <w:spacing w:line="240" w:lineRule="auto"/>
-        <w:rPr>
-          <w:rFonts w:ascii="Times New Roman" w:hAnsi="Times New Roman"/>
-          <w:i/>
-          <w:color w:val="FF0000"/>
-          <w:sz w:val="24"/>
-        </w:rPr>
-      </w:pPr>
-      <w:r>
-        <w:rPr>
-          <w:rFonts w:ascii="Times New Roman" w:hAnsi="Times New Roman"/>
-          <w:i/>
-          <w:color w:val="FF0000"/>
-          <w:sz w:val="24"/>
-        </w:rPr>
-        <w:t xml:space="preserve">Тропар </w:t>
+      <w:r>
+        <w:rPr>
+          <w:rFonts w:ascii="Times New Roman" w:hAnsi="Times New Roman"/>
+          <w:i/>
+          <w:color w:val="FF0000"/>
+          <w:sz w:val="24"/>
+          <w:highlight w:val="white"/>
+        </w:rPr>
+        <w:t>Тропар (г. 4):</w:t>
+      </w:r>
+      <w:r>
+        <w:rPr>
+          <w:rFonts w:ascii="Times New Roman" w:hAnsi="Times New Roman"/>
+          <w:color w:val="FF0000"/>
+          <w:sz w:val="24"/>
+          <w:highlight w:val="white"/>
+        </w:rPr>
+        <w:t xml:space="preserve"> </w:t>
+      </w:r>
+      <w:r>
+        <w:rPr>
+          <w:rFonts w:ascii="Times New Roman" w:hAnsi="Times New Roman"/>
+          <w:sz w:val="24"/>
+          <w:highlight w:val="white"/>
+        </w:rPr>
+        <w:t>Днесь всесвітньої радости початки* передпразденственне оспівати веліють.* Ось бо Гавриїл приходить, несучи Діві благовість,* і до Неї кличе:* Радуйся, Благодатна, Господь з Тобою.</w:t>
       </w:r>
     </w:p>
     <w:p>
@@ -10023,23 +10295,40 @@
       </w:r>
     </w:p>
     <w:p>
-      <w:pPr>
-        <w:spacing w:line="240" w:lineRule="auto"/>
-        <w:rPr>
-          <w:rFonts w:ascii="Times New Roman" w:hAnsi="Times New Roman"/>
-          <w:i/>
-          <w:color w:val="FF0000"/>
-          <w:sz w:val="24"/>
-        </w:rPr>
-      </w:pPr>
-      <w:r>
-        <w:rPr>
-          <w:rFonts w:ascii="Times New Roman" w:hAnsi="Times New Roman"/>
-          <w:i/>
-          <w:color w:val="FF0000"/>
-          <w:sz w:val="24"/>
-        </w:rPr>
-        <w:t xml:space="preserve">Кондак </w:t>
+      <w:r>
+        <w:rPr>
+          <w:rFonts w:ascii="Times New Roman" w:hAnsi="Times New Roman"/>
+          <w:i/>
+          <w:color w:val="FF0000"/>
+          <w:sz w:val="24"/>
+          <w:highlight w:val="white"/>
+        </w:rPr>
+        <w:t>Кондак (г. 8):</w:t>
+      </w:r>
+      <w:r>
+        <w:rPr>
+          <w:rFonts w:ascii="Times New Roman" w:hAnsi="Times New Roman"/>
+          <w:color w:val="FF0000"/>
+          <w:sz w:val="24"/>
+          <w:highlight w:val="white"/>
+        </w:rPr>
+        <w:t xml:space="preserve"> </w:t>
+      </w:r>
+      <w:r>
+        <w:rPr>
+          <w:rFonts w:ascii="Times New Roman" w:hAnsi="Times New Roman"/>
+          <w:sz w:val="24"/>
+          <w:highlight w:val="white"/>
+        </w:rPr>
+        <w:t>Для всіх зем</w:t>
+      </w:r>
+      <w:r>
+        <w:rPr>
+          <w:rFonts w:ascii="Times New Roman" w:hAnsi="Times New Roman"/>
+          <w:sz w:val="24"/>
+          <w:highlight w:val="white"/>
+        </w:rPr>
+        <w:t>них Ти єси начало спасіння нашого,* Богородице Діво,* Божий бо служитель з неба посланий явитись перед Тобою* – великий чиноначальник Гавриїл,* радість обрадованну Тобі приніс.* Тому-то всі кличемо Тобі:* Радуйся, Невісто неневісная.</w:t>
       </w:r>
     </w:p>
     <w:p>
